--- a/Docker/Docker.docx
+++ b/Docker/Docker.docx
@@ -33,6 +33,9 @@
       </w:r>
       <w:r>
         <w:t xml:space="preserve"> (NOTE: It pulls only docker image)</w:t>
+      </w:r>
+      <w:r>
+        <w:t>)</w:t>
       </w:r>
     </w:p>
     <w:p>
@@ -3536,10 +3539,7 @@
         <w:sym w:font="Wingdings" w:char="F0E0"/>
       </w:r>
       <w:r>
-        <w:t xml:space="preserve"> </w:t>
-      </w:r>
-      <w:r>
-        <w:t xml:space="preserve">Here, </w:t>
+        <w:t xml:space="preserve"> Here, </w:t>
       </w:r>
       <w:proofErr w:type="spellStart"/>
       <w:r>
@@ -6974,6 +6974,7 @@
   <w:style w:type="character" w:default="1" w:styleId="DefaultParagraphFont">
     <w:name w:val="Default Paragraph Font"/>
     <w:uiPriority w:val="1"/>
+    <w:semiHidden/>
     <w:unhideWhenUsed/>
   </w:style>
   <w:style w:type="table" w:default="1" w:styleId="TableNormal">
